--- a/Final_Deliverables/Mandate_AI_Use_DataDictionary.docx
+++ b/Final_Deliverables/Mandate_AI_Use_DataDictionary.docx
@@ -648,7 +648,7 @@
           <w:color w:val="1A1A2E"/>
           <w:sz w:val="22"/>
         </w:rPr>
-        <w:t>Each candidate stock receives a composite score on a 0–100 scale. The score merges two components: ESG quality and financial efficiency. Weights reflect the fund's sustainability-first mandate.</w:t>
+        <w:t>Each candidate stock receives a composite score on a 0–100 scale. The score merges two components: financial efficiency and ESG quality. The fund's sustainability-first mandate is enforced primarily through binding constraints — hard exclusions, the ESG quality floor, and the greenwashing screen — which a stock must clear before the composite score is even applied. Within the scored universe, the composite then balances risk-adjusted financial efficiency (60%) with ESG quality (40%).</w:t>
       </w:r>
     </w:p>
     <w:tbl>
@@ -665,7 +665,7 @@
       <w:tr>
         <w:tc>
           <w:tcPr>
-            <w:tcW w:type="dxa" w:w="2268"/>
+            <w:tcW w:type="dxa" w:w="2551"/>
             <w:shd w:val="clear" w:color="auto" w:fill="1F497D"/>
             <w:tcBorders>
               <w:top w:val="single" w:sz="4" w:space="0" w:color="FFFFFF"/>
@@ -717,7 +717,7 @@
         </w:tc>
         <w:tc>
           <w:tcPr>
-            <w:tcW w:type="dxa" w:w="5953"/>
+            <w:tcW w:type="dxa" w:w="5669"/>
             <w:shd w:val="clear" w:color="auto" w:fill="1F497D"/>
             <w:tcBorders>
               <w:top w:val="single" w:sz="4" w:space="0" w:color="FFFFFF"/>
@@ -745,7 +745,7 @@
       <w:tr>
         <w:tc>
           <w:tcPr>
-            <w:tcW w:type="dxa" w:w="2268"/>
+            <w:tcW w:type="dxa" w:w="2551"/>
             <w:shd w:val="clear" w:color="auto" w:fill="F2F7FB"/>
             <w:tcBorders>
               <w:top w:val="single" w:sz="4" w:space="0" w:color="CCCCCC"/>
@@ -761,7 +761,7 @@
                 <w:color w:val="1A1A2E"/>
                 <w:sz w:val="18"/>
               </w:rPr>
-              <w:t>ESG Score</w:t>
+              <w:t>Financial Score (fin_score)</w:t>
             </w:r>
           </w:p>
         </w:tc>
@@ -789,7 +789,7 @@
         </w:tc>
         <w:tc>
           <w:tcPr>
-            <w:tcW w:type="dxa" w:w="5953"/>
+            <w:tcW w:type="dxa" w:w="5669"/>
             <w:shd w:val="clear" w:color="auto" w:fill="F2F7FB"/>
             <w:tcBorders>
               <w:top w:val="single" w:sz="4" w:space="0" w:color="CCCCCC"/>
@@ -805,7 +805,7 @@
                 <w:color w:val="1A1A2E"/>
                 <w:sz w:val="18"/>
               </w:rPr>
-              <w:t>Environmental 40% · Social 30% · Governance 30%</w:t>
+              <w:t>Equal-weighted average of Sharpe score, volatility score, max-drawdown score, and beta score</w:t>
             </w:r>
           </w:p>
         </w:tc>
@@ -813,7 +813,7 @@
       <w:tr>
         <w:tc>
           <w:tcPr>
-            <w:tcW w:type="dxa" w:w="2268"/>
+            <w:tcW w:type="dxa" w:w="2551"/>
             <w:shd w:val="clear" w:color="auto" w:fill="FFFFFF"/>
             <w:tcBorders>
               <w:top w:val="single" w:sz="4" w:space="0" w:color="CCCCCC"/>
@@ -829,7 +829,7 @@
                 <w:color w:val="1A1A2E"/>
                 <w:sz w:val="18"/>
               </w:rPr>
-              <w:t>Financial Score</w:t>
+              <w:t>ESG Score</w:t>
             </w:r>
           </w:p>
         </w:tc>
@@ -857,7 +857,7 @@
         </w:tc>
         <w:tc>
           <w:tcPr>
-            <w:tcW w:type="dxa" w:w="5953"/>
+            <w:tcW w:type="dxa" w:w="5669"/>
             <w:shd w:val="clear" w:color="auto" w:fill="FFFFFF"/>
             <w:tcBorders>
               <w:top w:val="single" w:sz="4" w:space="0" w:color="CCCCCC"/>
@@ -873,7 +873,7 @@
                 <w:color w:val="1A1A2E"/>
                 <w:sz w:val="18"/>
               </w:rPr>
-              <w:t>Sharpe ratio score · Biodiversity score inverse · EU Taxonomy eligibility</w:t>
+              <w:t>Sector-weighted Environmental · Social · Governance pillars (SASB materiality — see table below)</w:t>
             </w:r>
           </w:p>
         </w:tc>
@@ -2871,7 +2871,7 @@
           <w:color w:val="1A1A2E"/>
           <w:sz w:val="22"/>
         </w:rPr>
-        <w:t>Beta estimates are currently unavailable due to a STOXX 600 benchmark ticker download failure; portfolio market sensitivity cannot be reported</w:t>
+        <w:t>Beta is estimated against the STOXX Europe 600 over the 2020–2025 window; like all single-factor betas it is sensitive to the chosen window and benchmark proxy</w:t>
       </w:r>
     </w:p>
     <w:p>
@@ -6483,7 +6483,7 @@
           <w:color w:val="1A1A2E"/>
           <w:sz w:val="22"/>
         </w:rPr>
-        <w:t>Note: 18 of 20 portfolio holdings use sector-median imputation for carbon_intensity due to absent Bloomberg direct data. WACI should be treated as an order-of-magnitude estimate. Confidence improves once primary-source Scope 1+2 data are obtained.</w:t>
+        <w:t>Note: 17 of 20 portfolio holdings use sector-median imputation for carbon_intensity due to absent Bloomberg direct data; 2 use a direct Bloomberg calculation and 1 a reported-source override. WACI should be treated as an order-of-magnitude estimate. Confidence improves once primary-source Scope 1+2 data are obtained.</w:t>
       </w:r>
     </w:p>
     <w:p>
@@ -7650,7 +7650,7 @@
                 <w:color w:val="1A1A2E"/>
                 <w:sz w:val="18"/>
               </w:rPr>
-              <w:t>Market beta vs STOXX Europe 600. Currently all NaN — benchmark download failure.</w:t>
+              <w:t>Market beta vs STOXX Europe 600, estimated by regression of daily returns over the observation window.</w:t>
             </w:r>
           </w:p>
         </w:tc>
@@ -7694,7 +7694,7 @@
                 <w:color w:val="1A1A2E"/>
                 <w:sz w:val="18"/>
               </w:rPr>
-              <w:t>yfinance (failed)</w:t>
+              <w:t>yfinance + STOXX 600</w:t>
             </w:r>
           </w:p>
         </w:tc>
@@ -7738,7 +7738,7 @@
                 <w:color w:val="1A1A2E"/>
                 <w:sz w:val="18"/>
               </w:rPr>
-              <w:t>N/A</w:t>
+              <w:t>Medium</w:t>
             </w:r>
           </w:p>
         </w:tc>
@@ -7858,6 +7858,140 @@
           <w:tcPr>
             <w:tcW w:type="dxa" w:w="1134"/>
             <w:shd w:val="clear" w:color="auto" w:fill="F2F7FB"/>
+            <w:tcBorders>
+              <w:top w:val="single" w:sz="4" w:space="0" w:color="CCCCCC"/>
+              <w:left w:val="single" w:sz="4" w:space="0" w:color="CCCCCC"/>
+              <w:bottom w:val="single" w:sz="4" w:space="0" w:color="CCCCCC"/>
+              <w:right w:val="single" w:sz="4" w:space="0" w:color="CCCCCC"/>
+            </w:tcBorders>
+            <w:vAlign w:val="center"/>
+          </w:tcPr>
+          <w:p>
+            <w:r>
+              <w:rPr>
+                <w:color w:val="1A1A2E"/>
+                <w:sz w:val="18"/>
+              </w:rPr>
+              <w:t>High</w:t>
+            </w:r>
+          </w:p>
+        </w:tc>
+      </w:tr>
+      <w:tr>
+        <w:tc>
+          <w:tcPr>
+            <w:tcW w:type="dxa" w:w="2154"/>
+            <w:shd w:val="clear" w:color="auto" w:fill="FFFFFF"/>
+            <w:tcBorders>
+              <w:top w:val="single" w:sz="4" w:space="0" w:color="CCCCCC"/>
+              <w:left w:val="single" w:sz="4" w:space="0" w:color="CCCCCC"/>
+              <w:bottom w:val="single" w:sz="4" w:space="0" w:color="CCCCCC"/>
+              <w:right w:val="single" w:sz="4" w:space="0" w:color="CCCCCC"/>
+            </w:tcBorders>
+            <w:vAlign w:val="center"/>
+          </w:tcPr>
+          <w:p>
+            <w:r>
+              <w:rPr>
+                <w:color w:val="1A1A2E"/>
+                <w:sz w:val="18"/>
+              </w:rPr>
+              <w:t>fin_score</w:t>
+            </w:r>
+          </w:p>
+        </w:tc>
+        <w:tc>
+          <w:tcPr>
+            <w:tcW w:type="dxa" w:w="3118"/>
+            <w:shd w:val="clear" w:color="auto" w:fill="FFFFFF"/>
+            <w:tcBorders>
+              <w:top w:val="single" w:sz="4" w:space="0" w:color="CCCCCC"/>
+              <w:left w:val="single" w:sz="4" w:space="0" w:color="CCCCCC"/>
+              <w:bottom w:val="single" w:sz="4" w:space="0" w:color="CCCCCC"/>
+              <w:right w:val="single" w:sz="4" w:space="0" w:color="CCCCCC"/>
+            </w:tcBorders>
+            <w:vAlign w:val="center"/>
+          </w:tcPr>
+          <w:p>
+            <w:r>
+              <w:rPr>
+                <w:color w:val="1A1A2E"/>
+                <w:sz w:val="18"/>
+              </w:rPr>
+              <w:t>Composite financial score: equal-weighted average of the Sharpe, volatility, max-drawdown, and beta sub-scores. Carries 60% weight in the composite.</w:t>
+            </w:r>
+          </w:p>
+        </w:tc>
+        <w:tc>
+          <w:tcPr>
+            <w:tcW w:type="dxa" w:w="1417"/>
+            <w:shd w:val="clear" w:color="auto" w:fill="FFFFFF"/>
+            <w:tcBorders>
+              <w:top w:val="single" w:sz="4" w:space="0" w:color="CCCCCC"/>
+              <w:left w:val="single" w:sz="4" w:space="0" w:color="CCCCCC"/>
+              <w:bottom w:val="single" w:sz="4" w:space="0" w:color="CCCCCC"/>
+              <w:right w:val="single" w:sz="4" w:space="0" w:color="CCCCCC"/>
+            </w:tcBorders>
+            <w:vAlign w:val="center"/>
+          </w:tcPr>
+          <w:p>
+            <w:r>
+              <w:rPr>
+                <w:color w:val="1A1A2E"/>
+                <w:sz w:val="18"/>
+              </w:rPr>
+              <w:t>0–100</w:t>
+            </w:r>
+          </w:p>
+        </w:tc>
+        <w:tc>
+          <w:tcPr>
+            <w:tcW w:type="dxa" w:w="1531"/>
+            <w:shd w:val="clear" w:color="auto" w:fill="FFFFFF"/>
+            <w:tcBorders>
+              <w:top w:val="single" w:sz="4" w:space="0" w:color="CCCCCC"/>
+              <w:left w:val="single" w:sz="4" w:space="0" w:color="CCCCCC"/>
+              <w:bottom w:val="single" w:sz="4" w:space="0" w:color="CCCCCC"/>
+              <w:right w:val="single" w:sz="4" w:space="0" w:color="CCCCCC"/>
+            </w:tcBorders>
+            <w:vAlign w:val="center"/>
+          </w:tcPr>
+          <w:p>
+            <w:r>
+              <w:rPr>
+                <w:color w:val="1A1A2E"/>
+                <w:sz w:val="18"/>
+              </w:rPr>
+              <w:t>Pipeline calculation</w:t>
+            </w:r>
+          </w:p>
+        </w:tc>
+        <w:tc>
+          <w:tcPr>
+            <w:tcW w:type="dxa" w:w="1417"/>
+            <w:shd w:val="clear" w:color="auto" w:fill="FFFFFF"/>
+            <w:tcBorders>
+              <w:top w:val="single" w:sz="4" w:space="0" w:color="CCCCCC"/>
+              <w:left w:val="single" w:sz="4" w:space="0" w:color="CCCCCC"/>
+              <w:bottom w:val="single" w:sz="4" w:space="0" w:color="CCCCCC"/>
+              <w:right w:val="single" w:sz="4" w:space="0" w:color="CCCCCC"/>
+            </w:tcBorders>
+            <w:vAlign w:val="center"/>
+          </w:tcPr>
+          <w:p>
+            <w:r>
+              <w:rPr>
+                <w:color w:val="1A1A2E"/>
+                <w:sz w:val="18"/>
+              </w:rPr>
+              <w:t>Estimated</w:t>
+            </w:r>
+          </w:p>
+        </w:tc>
+        <w:tc>
+          <w:tcPr>
+            <w:tcW w:type="dxa" w:w="1134"/>
+            <w:shd w:val="clear" w:color="auto" w:fill="FFFFFF"/>
             <w:tcBorders>
               <w:top w:val="single" w:sz="4" w:space="0" w:color="CCCCCC"/>
               <w:left w:val="single" w:sz="4" w:space="0" w:color="CCCCCC"/>
@@ -8747,7 +8881,7 @@
           <w:color w:val="1A1A2E"/>
           <w:sz w:val="22"/>
         </w:rPr>
-        <w:t>Note: All biodiversity scores are sector-level proxies. Company-level TNFD disclosures are not yet available for this universe. Scores should be interpreted as directional indicators only. All 20 portfolio holdings are in the Low nature-risk tier except Diploma PLC and VAT Group (both Medium).</w:t>
+        <w:t>Note: All biodiversity scores are sector-level proxies. Company-level TNFD disclosures are not yet available for this universe. Scores should be interpreted as directional indicators only. Of the 20 portfolio holdings, 14 sit in the Low nature-risk tier, 5 are Medium (Swiss Prime Site, ABB, Klépierre, MERLIN Properties, Alfa Laval), and 1 is High (E.ON).</w:t>
       </w:r>
     </w:p>
     <w:p>
@@ -10227,7 +10361,7 @@
                 <w:color w:val="1A1A2E"/>
                 <w:sz w:val="18"/>
               </w:rPr>
-              <w:t>gw_exclude</w:t>
+              <w:t>gw_high_count</w:t>
             </w:r>
           </w:p>
         </w:tc>
@@ -10249,7 +10383,7 @@
                 <w:color w:val="1A1A2E"/>
                 <w:sz w:val="18"/>
               </w:rPr>
-              <w:t>Hard exclusion flag from greenwashing 8-Test: True if company scores HIGH on three or more of the eight dimensions</w:t>
+              <w:t>Number of the eight dimensions scored HIGH for the company</w:t>
             </w:r>
           </w:p>
         </w:tc>
@@ -10271,7 +10405,7 @@
                 <w:color w:val="1A1A2E"/>
                 <w:sz w:val="18"/>
               </w:rPr>
-              <w:t>True / False</w:t>
+              <w:t>Integer 0–8</w:t>
             </w:r>
           </w:p>
         </w:tc>
@@ -10337,7 +10471,7 @@
                 <w:color w:val="1A1A2E"/>
                 <w:sz w:val="18"/>
               </w:rPr>
-              <w:t>Pending</w:t>
+              <w:t>High</w:t>
             </w:r>
           </w:p>
         </w:tc>
@@ -10361,7 +10495,7 @@
                 <w:color w:val="1A1A2E"/>
                 <w:sz w:val="18"/>
               </w:rPr>
-              <w:t>gw_watchlist</w:t>
+              <w:t>gw_exclude</w:t>
             </w:r>
           </w:p>
         </w:tc>
@@ -10383,7 +10517,7 @@
                 <w:color w:val="1A1A2E"/>
                 <w:sz w:val="18"/>
               </w:rPr>
-              <w:t>Watchlist flag from greenwashing 8-Test: True if company scores HIGH on exactly two dimensions</w:t>
+              <w:t>Hard exclusion flag from greenwashing 8-Test: True if company scores HIGH on three or more of the eight dimensions</w:t>
             </w:r>
           </w:p>
         </w:tc>
@@ -10471,7 +10605,141 @@
                 <w:color w:val="1A1A2E"/>
                 <w:sz w:val="18"/>
               </w:rPr>
-              <w:t>Pending</w:t>
+              <w:t>High</w:t>
+            </w:r>
+          </w:p>
+        </w:tc>
+      </w:tr>
+      <w:tr>
+        <w:tc>
+          <w:tcPr>
+            <w:tcW w:type="dxa" w:w="1984"/>
+            <w:shd w:val="clear" w:color="auto" w:fill="F2F7FB"/>
+            <w:tcBorders>
+              <w:top w:val="single" w:sz="4" w:space="0" w:color="CCCCCC"/>
+              <w:left w:val="single" w:sz="4" w:space="0" w:color="CCCCCC"/>
+              <w:bottom w:val="single" w:sz="4" w:space="0" w:color="CCCCCC"/>
+              <w:right w:val="single" w:sz="4" w:space="0" w:color="CCCCCC"/>
+            </w:tcBorders>
+            <w:vAlign w:val="center"/>
+          </w:tcPr>
+          <w:p>
+            <w:r>
+              <w:rPr>
+                <w:color w:val="1A1A2E"/>
+                <w:sz w:val="18"/>
+              </w:rPr>
+              <w:t>gw_watchlist</w:t>
+            </w:r>
+          </w:p>
+        </w:tc>
+        <w:tc>
+          <w:tcPr>
+            <w:tcW w:type="dxa" w:w="3402"/>
+            <w:shd w:val="clear" w:color="auto" w:fill="F2F7FB"/>
+            <w:tcBorders>
+              <w:top w:val="single" w:sz="4" w:space="0" w:color="CCCCCC"/>
+              <w:left w:val="single" w:sz="4" w:space="0" w:color="CCCCCC"/>
+              <w:bottom w:val="single" w:sz="4" w:space="0" w:color="CCCCCC"/>
+              <w:right w:val="single" w:sz="4" w:space="0" w:color="CCCCCC"/>
+            </w:tcBorders>
+            <w:vAlign w:val="center"/>
+          </w:tcPr>
+          <w:p>
+            <w:r>
+              <w:rPr>
+                <w:color w:val="1A1A2E"/>
+                <w:sz w:val="18"/>
+              </w:rPr>
+              <w:t>Watchlist flag from greenwashing 8-Test: True if company scores HIGH on exactly two dimensions</w:t>
+            </w:r>
+          </w:p>
+        </w:tc>
+        <w:tc>
+          <w:tcPr>
+            <w:tcW w:type="dxa" w:w="1134"/>
+            <w:shd w:val="clear" w:color="auto" w:fill="F2F7FB"/>
+            <w:tcBorders>
+              <w:top w:val="single" w:sz="4" w:space="0" w:color="CCCCCC"/>
+              <w:left w:val="single" w:sz="4" w:space="0" w:color="CCCCCC"/>
+              <w:bottom w:val="single" w:sz="4" w:space="0" w:color="CCCCCC"/>
+              <w:right w:val="single" w:sz="4" w:space="0" w:color="CCCCCC"/>
+            </w:tcBorders>
+            <w:vAlign w:val="center"/>
+          </w:tcPr>
+          <w:p>
+            <w:r>
+              <w:rPr>
+                <w:color w:val="1A1A2E"/>
+                <w:sz w:val="18"/>
+              </w:rPr>
+              <w:t>True / False</w:t>
+            </w:r>
+          </w:p>
+        </w:tc>
+        <w:tc>
+          <w:tcPr>
+            <w:tcW w:type="dxa" w:w="1701"/>
+            <w:shd w:val="clear" w:color="auto" w:fill="F2F7FB"/>
+            <w:tcBorders>
+              <w:top w:val="single" w:sz="4" w:space="0" w:color="CCCCCC"/>
+              <w:left w:val="single" w:sz="4" w:space="0" w:color="CCCCCC"/>
+              <w:bottom w:val="single" w:sz="4" w:space="0" w:color="CCCCCC"/>
+              <w:right w:val="single" w:sz="4" w:space="0" w:color="CCCCCC"/>
+            </w:tcBorders>
+            <w:vAlign w:val="center"/>
+          </w:tcPr>
+          <w:p>
+            <w:r>
+              <w:rPr>
+                <w:color w:val="1A1A2E"/>
+                <w:sz w:val="18"/>
+              </w:rPr>
+              <w:t>Claude Projects RAG + human verification</w:t>
+            </w:r>
+          </w:p>
+        </w:tc>
+        <w:tc>
+          <w:tcPr>
+            <w:tcW w:type="dxa" w:w="1701"/>
+            <w:shd w:val="clear" w:color="auto" w:fill="F2F7FB"/>
+            <w:tcBorders>
+              <w:top w:val="single" w:sz="4" w:space="0" w:color="CCCCCC"/>
+              <w:left w:val="single" w:sz="4" w:space="0" w:color="CCCCCC"/>
+              <w:bottom w:val="single" w:sz="4" w:space="0" w:color="CCCCCC"/>
+              <w:right w:val="single" w:sz="4" w:space="0" w:color="CCCCCC"/>
+            </w:tcBorders>
+            <w:vAlign w:val="center"/>
+          </w:tcPr>
+          <w:p>
+            <w:r>
+              <w:rPr>
+                <w:color w:val="1A1A2E"/>
+                <w:sz w:val="18"/>
+              </w:rPr>
+              <w:t>AI-extracted + Judgement-based</w:t>
+            </w:r>
+          </w:p>
+        </w:tc>
+        <w:tc>
+          <w:tcPr>
+            <w:tcW w:type="dxa" w:w="850"/>
+            <w:shd w:val="clear" w:color="auto" w:fill="F2F7FB"/>
+            <w:tcBorders>
+              <w:top w:val="single" w:sz="4" w:space="0" w:color="CCCCCC"/>
+              <w:left w:val="single" w:sz="4" w:space="0" w:color="CCCCCC"/>
+              <w:bottom w:val="single" w:sz="4" w:space="0" w:color="CCCCCC"/>
+              <w:right w:val="single" w:sz="4" w:space="0" w:color="CCCCCC"/>
+            </w:tcBorders>
+            <w:vAlign w:val="center"/>
+          </w:tcPr>
+          <w:p>
+            <w:r>
+              <w:rPr>
+                <w:color w:val="1A1A2E"/>
+                <w:sz w:val="18"/>
+              </w:rPr>
+              <w:t>High</w:t>
             </w:r>
           </w:p>
         </w:tc>
@@ -10489,7 +10757,7 @@
           <w:color w:val="1A1A2E"/>
           <w:sz w:val="22"/>
         </w:rPr>
-        <w:t>Note: All greenwashing flags are currently set to False (not yet screened). The RAG Operator must complete the 8-Test for all 20 portfolio holdings before the greenwashing agent (notebook 09) can run. Portfolio weights may shift by 1–3 holdings once screening is complete.</w:t>
+        <w:t>Note: The greenwashing 8-Test has been completed for all 20 portfolio holdings (extraction vintage 2026-05-21). Every holding scored PASS — no holding registered HIGH on three or more dimensions — so gw_exclude and gw_watchlist are False across the portfolio. Per-dimension ratings, verbatim quotes, and page numbers are retained in the RAG output files (greenwash_*.json) and the 8-Test report.</w:t>
       </w:r>
     </w:p>
     <w:p>
@@ -10718,7 +10986,7 @@
                 <w:color w:val="1A1A2E"/>
                 <w:sz w:val="18"/>
               </w:rPr>
-              <w:t>Final ranking score: (ESG_score × 0.6) + (sharpe_score × 0.24) + (bio_score_inv × 0.12) + (eu_score × 0.04). Scale normalised to 0–100.</w:t>
+              <w:t>Final ranking score: (fin_score × 0.60) + (ESG_score × 0.40). Scale normalised to 0–100.</w:t>
             </w:r>
           </w:p>
         </w:tc>
@@ -10986,7 +11254,7 @@
                 <w:color w:val="1A1A2E"/>
                 <w:sz w:val="18"/>
               </w:rPr>
-              <w:t>Raw portfolio weight before rounding: 1/N where N = number of eligible holdings above composite floor</w:t>
+              <w:t>Raw portfolio weight before capping: composite_score / sum(composite_score) across selected holdings (composite-proportional)</w:t>
             </w:r>
           </w:p>
         </w:tc>
@@ -11120,7 +11388,7 @@
                 <w:color w:val="1A1A2E"/>
                 <w:sz w:val="18"/>
               </w:rPr>
-              <w:t>Final portfolio weight, rounded to 4 decimal places. Weights sum to 1.0. No single weight exceeds 0.10.</w:t>
+              <w:t>Final portfolio weight after the 10% single-name cap, rounded to 4 decimal places. Weights sum to 1.0; in the current run they range 0.042–0.062.</w:t>
             </w:r>
           </w:p>
         </w:tc>
